--- a/resources/C769_ROM3_IT Capstone Topic Approval Form .docx
+++ b/resources/C769_ROM3_IT Capstone Topic Approval Form .docx
@@ -1,6 +1,6 @@
 
 <file path=word/document.xml><?xml version="1.0" encoding="utf-8"?>
-<w:document xmlns:wpc="http://schemas.microsoft.com/office/word/2010/wordprocessingCanvas" xmlns:cx="http://schemas.microsoft.com/office/drawing/2014/chartex" xmlns:cx1="http://schemas.microsoft.com/office/drawing/2015/9/8/chartex" xmlns:cx2="http://schemas.microsoft.com/office/drawing/2015/10/21/chartex" xmlns:cx3="http://schemas.microsoft.com/office/drawing/2016/5/9/chartex" xmlns:cx4="http://schemas.microsoft.com/office/drawing/2016/5/10/chartex" xmlns:cx5="http://schemas.microsoft.com/office/drawing/2016/5/11/chartex" xmlns:cx6="http://schemas.microsoft.com/office/drawing/2016/5/12/chartex" xmlns:cx7="http://schemas.microsoft.com/office/drawing/2016/5/13/chartex" xmlns:cx8="http://schemas.microsoft.com/office/drawing/2016/5/14/chartex" xmlns:mc="http://schemas.openxmlformats.org/markup-compatibility/2006" xmlns:aink="http://schemas.microsoft.com/office/drawing/2016/ink" xmlns:am3d="http://schemas.microsoft.com/office/drawing/2017/model3d" xmlns:o="urn:schemas-microsoft-com:office:office" xmlns:oel="http://schemas.microsoft.com/office/2019/extlst" xmlns:r="http://schemas.openxmlformats.org/officeDocument/2006/relationships" xmlns:m="http://schemas.openxmlformats.org/officeDocument/2006/math" xmlns:v="urn:schemas-microsoft-com:vml" xmlns:wp14="http://schemas.microsoft.com/office/word/2010/wordprocessingDrawing" xmlns:wp="http://schemas.openxmlformats.org/drawingml/2006/wordprocessingDrawing" xmlns:w10="urn:schemas-microsoft-com:office:word" xmlns:w="http://schemas.openxmlformats.org/wordprocessingml/2006/main" xmlns:w14="http://schemas.microsoft.com/office/word/2010/wordml" xmlns:w15="http://schemas.microsoft.com/office/word/2012/wordml" xmlns:w16cex="http://schemas.microsoft.com/office/word/2018/wordml/cex" xmlns:w16cid="http://schemas.microsoft.com/office/word/2016/wordml/cid" xmlns:w16="http://schemas.microsoft.com/office/word/2018/wordml" xmlns:w16du="http://schemas.microsoft.com/office/word/2023/wordml/word16du" xmlns:w16sdtdh="http://schemas.microsoft.com/office/word/2020/wordml/sdtdatahash" xmlns:w16se="http://schemas.microsoft.com/office/word/2015/wordml/symex" xmlns:wpg="http://schemas.microsoft.com/office/word/2010/wordprocessingGroup" xmlns:wpi="http://schemas.microsoft.com/office/word/2010/wordprocessingInk" xmlns:wne="http://schemas.microsoft.com/office/word/2006/wordml" xmlns:wps="http://schemas.microsoft.com/office/word/2010/wordprocessingShape" mc:Ignorable="w14 w15 w16se w16cid w16 w16cex w16sdtdh w16du wp14">
+<w:document xmlns:wpc="http://schemas.microsoft.com/office/word/2010/wordprocessingCanvas" xmlns:cx="http://schemas.microsoft.com/office/drawing/2014/chartex" xmlns:cx1="http://schemas.microsoft.com/office/drawing/2015/9/8/chartex" xmlns:cx2="http://schemas.microsoft.com/office/drawing/2015/10/21/chartex" xmlns:cx3="http://schemas.microsoft.com/office/drawing/2016/5/9/chartex" xmlns:cx4="http://schemas.microsoft.com/office/drawing/2016/5/10/chartex" xmlns:cx5="http://schemas.microsoft.com/office/drawing/2016/5/11/chartex" xmlns:cx6="http://schemas.microsoft.com/office/drawing/2016/5/12/chartex" xmlns:cx7="http://schemas.microsoft.com/office/drawing/2016/5/13/chartex" xmlns:cx8="http://schemas.microsoft.com/office/drawing/2016/5/14/chartex" xmlns:mc="http://schemas.openxmlformats.org/markup-compatibility/2006" xmlns:aink="http://schemas.microsoft.com/office/drawing/2016/ink" xmlns:am3d="http://schemas.microsoft.com/office/drawing/2017/model3d" xmlns:o="urn:schemas-microsoft-com:office:office" xmlns:oel="http://schemas.microsoft.com/office/2019/extlst" xmlns:r="http://schemas.openxmlformats.org/officeDocument/2006/relationships" xmlns:m="http://schemas.openxmlformats.org/officeDocument/2006/math" xmlns:v="urn:schemas-microsoft-com:vml" xmlns:wp14="http://schemas.microsoft.com/office/word/2010/wordprocessingDrawing" xmlns:wp="http://schemas.openxmlformats.org/drawingml/2006/wordprocessingDrawing" xmlns:w10="urn:schemas-microsoft-com:office:word" xmlns:w="http://schemas.openxmlformats.org/wordprocessingml/2006/main" xmlns:w14="http://schemas.microsoft.com/office/word/2010/wordml" xmlns:w15="http://schemas.microsoft.com/office/word/2012/wordml" xmlns:w16cex="http://schemas.microsoft.com/office/word/2018/wordml/cex" xmlns:w16cid="http://schemas.microsoft.com/office/word/2016/wordml/cid" xmlns:w16="http://schemas.microsoft.com/office/word/2018/wordml" xmlns:w16du="http://schemas.microsoft.com/office/word/2023/wordml/word16du" xmlns:w16sdtdh="http://schemas.microsoft.com/office/word/2020/wordml/sdtdatahash" xmlns:w16sdtfl="http://schemas.microsoft.com/office/word/2024/wordml/sdtformatlock" xmlns:w16se="http://schemas.microsoft.com/office/word/2015/wordml/symex" xmlns:wpg="http://schemas.microsoft.com/office/word/2010/wordprocessingGroup" xmlns:wpi="http://schemas.microsoft.com/office/word/2010/wordprocessingInk" xmlns:wne="http://schemas.microsoft.com/office/word/2006/wordml" xmlns:wps="http://schemas.microsoft.com/office/word/2010/wordprocessingShape" mc:Ignorable="w14 w15 w16se w16cid w16 w16cex w16sdtdh w16sdtfl w16du wp14">
   <w:body>
     <w:p>
       <w:pPr>
@@ -180,91 +180,49 @@
           <w:sz w:val="20"/>
           <w:szCs w:val="20"/>
         </w:rPr>
-        <w:t xml:space="preserve">It is acceptable to fabricate parts or </w:t>
-      </w:r>
-      <w:proofErr w:type="gramStart"/>
-      <w:r>
-        <w:rPr>
-          <w:rFonts w:ascii="Calibri" w:hAnsi="Calibri" w:cs="Calibri"/>
-          <w:i/>
-          <w:iCs/>
+        <w:t>It is acceptable to fabricate parts or all of the project,</w:t>
+      </w:r>
+      <w:r>
+        <w:rPr>
+          <w:rFonts w:ascii="Calibri" w:hAnsi="Calibri" w:cs="Calibri"/>
           <w:color w:val="FF0000"/>
           <w:sz w:val="20"/>
           <w:szCs w:val="20"/>
         </w:rPr>
-        <w:t>all of</w:t>
-      </w:r>
-      <w:proofErr w:type="gramEnd"/>
-      <w:r>
-        <w:rPr>
-          <w:rFonts w:ascii="Calibri" w:hAnsi="Calibri" w:cs="Calibri"/>
-          <w:i/>
-          <w:iCs/>
+        <w:t xml:space="preserve"> in which case you should write Tasks 1, 2, and 3 as realistically as possible.  </w:t>
+      </w:r>
+    </w:p>
+    <w:p>
+      <w:pPr>
+        <w:spacing w:after="0" w:line="240" w:lineRule="auto"/>
+        <w:ind w:left="720"/>
+        <w:rPr>
+          <w:rFonts w:ascii="Calibri" w:hAnsi="Calibri" w:cs="Calibri"/>
           <w:color w:val="FF0000"/>
           <w:sz w:val="20"/>
           <w:szCs w:val="20"/>
         </w:rPr>
-        <w:t xml:space="preserve"> the project,</w:t>
-      </w:r>
-      <w:r>
+      </w:pPr>
+    </w:p>
+    <w:p>
+      <w:pPr>
+        <w:spacing w:after="0" w:line="240" w:lineRule="auto"/>
+        <w:ind w:left="720"/>
         <w:rPr>
           <w:rFonts w:ascii="Calibri" w:hAnsi="Calibri" w:cs="Calibri"/>
           <w:color w:val="FF0000"/>
           <w:sz w:val="20"/>
           <w:szCs w:val="20"/>
         </w:rPr>
-        <w:t xml:space="preserve"> in which case you should write Tasks 1, 2, and 3 as realistically as possible.  </w:t>
-      </w:r>
-    </w:p>
-    <w:p>
-      <w:pPr>
-        <w:spacing w:after="0" w:line="240" w:lineRule="auto"/>
-        <w:ind w:left="720"/>
+      </w:pPr>
+      <w:r>
         <w:rPr>
           <w:rFonts w:ascii="Calibri" w:hAnsi="Calibri" w:cs="Calibri"/>
           <w:color w:val="FF0000"/>
           <w:sz w:val="20"/>
           <w:szCs w:val="20"/>
         </w:rPr>
-      </w:pPr>
-    </w:p>
-    <w:p>
-      <w:pPr>
-        <w:spacing w:after="0" w:line="240" w:lineRule="auto"/>
-        <w:ind w:left="720"/>
-        <w:rPr>
-          <w:rFonts w:ascii="Calibri" w:hAnsi="Calibri" w:cs="Calibri"/>
-          <w:color w:val="FF0000"/>
-          <w:sz w:val="20"/>
-          <w:szCs w:val="20"/>
-        </w:rPr>
-      </w:pPr>
-      <w:r>
-        <w:rPr>
-          <w:rFonts w:ascii="Calibri" w:hAnsi="Calibri" w:cs="Calibri"/>
-          <w:color w:val="FF0000"/>
-          <w:sz w:val="20"/>
-          <w:szCs w:val="20"/>
-        </w:rPr>
-        <w:t xml:space="preserve">Complete this form and </w:t>
-      </w:r>
-      <w:r>
-        <w:rPr>
-          <w:rFonts w:ascii="Calibri" w:hAnsi="Calibri" w:cs="Calibri"/>
-          <w:color w:val="FF0000"/>
-          <w:sz w:val="20"/>
-          <w:szCs w:val="20"/>
-        </w:rPr>
-        <w:t>email it to your</w:t>
-      </w:r>
-      <w:r>
-        <w:rPr>
-          <w:rFonts w:ascii="Calibri" w:hAnsi="Calibri" w:cs="Calibri"/>
-          <w:color w:val="FF0000"/>
-          <w:sz w:val="20"/>
-          <w:szCs w:val="20"/>
-        </w:rPr>
-        <w:t xml:space="preserve"> </w:t>
+        <w:t xml:space="preserve">Complete this form and email it to your </w:t>
       </w:r>
       <w:hyperlink r:id="rId11" w:tgtFrame="_blank" w:history="1">
         <w:r>
@@ -930,7 +888,7 @@
 </file>
 
 <file path=word/endnotes.xml><?xml version="1.0" encoding="utf-8"?>
-<w:endnotes xmlns:wpc="http://schemas.microsoft.com/office/word/2010/wordprocessingCanvas" xmlns:cx="http://schemas.microsoft.com/office/drawing/2014/chartex" xmlns:cx1="http://schemas.microsoft.com/office/drawing/2015/9/8/chartex" xmlns:cx2="http://schemas.microsoft.com/office/drawing/2015/10/21/chartex" xmlns:cx3="http://schemas.microsoft.com/office/drawing/2016/5/9/chartex" xmlns:cx4="http://schemas.microsoft.com/office/drawing/2016/5/10/chartex" xmlns:cx5="http://schemas.microsoft.com/office/drawing/2016/5/11/chartex" xmlns:cx6="http://schemas.microsoft.com/office/drawing/2016/5/12/chartex" xmlns:cx7="http://schemas.microsoft.com/office/drawing/2016/5/13/chartex" xmlns:cx8="http://schemas.microsoft.com/office/drawing/2016/5/14/chartex" xmlns:mc="http://schemas.openxmlformats.org/markup-compatibility/2006" xmlns:aink="http://schemas.microsoft.com/office/drawing/2016/ink" xmlns:am3d="http://schemas.microsoft.com/office/drawing/2017/model3d" xmlns:o="urn:schemas-microsoft-com:office:office" xmlns:oel="http://schemas.microsoft.com/office/2019/extlst" xmlns:r="http://schemas.openxmlformats.org/officeDocument/2006/relationships" xmlns:m="http://schemas.openxmlformats.org/officeDocument/2006/math" xmlns:v="urn:schemas-microsoft-com:vml" xmlns:wp14="http://schemas.microsoft.com/office/word/2010/wordprocessingDrawing" xmlns:wp="http://schemas.openxmlformats.org/drawingml/2006/wordprocessingDrawing" xmlns:w10="urn:schemas-microsoft-com:office:word" xmlns:w="http://schemas.openxmlformats.org/wordprocessingml/2006/main" xmlns:w14="http://schemas.microsoft.com/office/word/2010/wordml" xmlns:w15="http://schemas.microsoft.com/office/word/2012/wordml" xmlns:w16cex="http://schemas.microsoft.com/office/word/2018/wordml/cex" xmlns:w16cid="http://schemas.microsoft.com/office/word/2016/wordml/cid" xmlns:w16="http://schemas.microsoft.com/office/word/2018/wordml" xmlns:w16du="http://schemas.microsoft.com/office/word/2023/wordml/word16du" xmlns:w16sdtdh="http://schemas.microsoft.com/office/word/2020/wordml/sdtdatahash" xmlns:w16se="http://schemas.microsoft.com/office/word/2015/wordml/symex" xmlns:wpg="http://schemas.microsoft.com/office/word/2010/wordprocessingGroup" xmlns:wpi="http://schemas.microsoft.com/office/word/2010/wordprocessingInk" xmlns:wne="http://schemas.microsoft.com/office/word/2006/wordml" xmlns:wps="http://schemas.microsoft.com/office/word/2010/wordprocessingShape" mc:Ignorable="w14 w15 w16se w16cid w16 w16cex w16sdtdh w16du wp14">
+<w:endnotes xmlns:wpc="http://schemas.microsoft.com/office/word/2010/wordprocessingCanvas" xmlns:cx="http://schemas.microsoft.com/office/drawing/2014/chartex" xmlns:cx1="http://schemas.microsoft.com/office/drawing/2015/9/8/chartex" xmlns:cx2="http://schemas.microsoft.com/office/drawing/2015/10/21/chartex" xmlns:cx3="http://schemas.microsoft.com/office/drawing/2016/5/9/chartex" xmlns:cx4="http://schemas.microsoft.com/office/drawing/2016/5/10/chartex" xmlns:cx5="http://schemas.microsoft.com/office/drawing/2016/5/11/chartex" xmlns:cx6="http://schemas.microsoft.com/office/drawing/2016/5/12/chartex" xmlns:cx7="http://schemas.microsoft.com/office/drawing/2016/5/13/chartex" xmlns:cx8="http://schemas.microsoft.com/office/drawing/2016/5/14/chartex" xmlns:mc="http://schemas.openxmlformats.org/markup-compatibility/2006" xmlns:aink="http://schemas.microsoft.com/office/drawing/2016/ink" xmlns:am3d="http://schemas.microsoft.com/office/drawing/2017/model3d" xmlns:o="urn:schemas-microsoft-com:office:office" xmlns:oel="http://schemas.microsoft.com/office/2019/extlst" xmlns:r="http://schemas.openxmlformats.org/officeDocument/2006/relationships" xmlns:m="http://schemas.openxmlformats.org/officeDocument/2006/math" xmlns:v="urn:schemas-microsoft-com:vml" xmlns:wp14="http://schemas.microsoft.com/office/word/2010/wordprocessingDrawing" xmlns:wp="http://schemas.openxmlformats.org/drawingml/2006/wordprocessingDrawing" xmlns:w10="urn:schemas-microsoft-com:office:word" xmlns:w="http://schemas.openxmlformats.org/wordprocessingml/2006/main" xmlns:w14="http://schemas.microsoft.com/office/word/2010/wordml" xmlns:w15="http://schemas.microsoft.com/office/word/2012/wordml" xmlns:w16cex="http://schemas.microsoft.com/office/word/2018/wordml/cex" xmlns:w16cid="http://schemas.microsoft.com/office/word/2016/wordml/cid" xmlns:w16="http://schemas.microsoft.com/office/word/2018/wordml" xmlns:w16du="http://schemas.microsoft.com/office/word/2023/wordml/word16du" xmlns:w16sdtdh="http://schemas.microsoft.com/office/word/2020/wordml/sdtdatahash" xmlns:w16sdtfl="http://schemas.microsoft.com/office/word/2024/wordml/sdtformatlock" xmlns:w16se="http://schemas.microsoft.com/office/word/2015/wordml/symex" xmlns:wpg="http://schemas.microsoft.com/office/word/2010/wordprocessingGroup" xmlns:wpi="http://schemas.microsoft.com/office/word/2010/wordprocessingInk" xmlns:wne="http://schemas.microsoft.com/office/word/2006/wordml" xmlns:wps="http://schemas.microsoft.com/office/word/2010/wordprocessingShape" mc:Ignorable="w14 w15 w16se w16cid w16 w16cex w16sdtdh w16sdtfl w16du wp14">
   <w:endnote w:type="separator" w:id="-1">
     <w:p>
       <w:pPr>
@@ -962,7 +920,7 @@
 </file>
 
 <file path=word/footer1.xml><?xml version="1.0" encoding="utf-8"?>
-<w:ftr xmlns:wpc="http://schemas.microsoft.com/office/word/2010/wordprocessingCanvas" xmlns:cx="http://schemas.microsoft.com/office/drawing/2014/chartex" xmlns:cx1="http://schemas.microsoft.com/office/drawing/2015/9/8/chartex" xmlns:cx2="http://schemas.microsoft.com/office/drawing/2015/10/21/chartex" xmlns:cx3="http://schemas.microsoft.com/office/drawing/2016/5/9/chartex" xmlns:cx4="http://schemas.microsoft.com/office/drawing/2016/5/10/chartex" xmlns:cx5="http://schemas.microsoft.com/office/drawing/2016/5/11/chartex" xmlns:cx6="http://schemas.microsoft.com/office/drawing/2016/5/12/chartex" xmlns:cx7="http://schemas.microsoft.com/office/drawing/2016/5/13/chartex" xmlns:cx8="http://schemas.microsoft.com/office/drawing/2016/5/14/chartex" xmlns:mc="http://schemas.openxmlformats.org/markup-compatibility/2006" xmlns:aink="http://schemas.microsoft.com/office/drawing/2016/ink" xmlns:am3d="http://schemas.microsoft.com/office/drawing/2017/model3d" xmlns:o="urn:schemas-microsoft-com:office:office" xmlns:oel="http://schemas.microsoft.com/office/2019/extlst" xmlns:r="http://schemas.openxmlformats.org/officeDocument/2006/relationships" xmlns:m="http://schemas.openxmlformats.org/officeDocument/2006/math" xmlns:v="urn:schemas-microsoft-com:vml" xmlns:wp14="http://schemas.microsoft.com/office/word/2010/wordprocessingDrawing" xmlns:wp="http://schemas.openxmlformats.org/drawingml/2006/wordprocessingDrawing" xmlns:w10="urn:schemas-microsoft-com:office:word" xmlns:w="http://schemas.openxmlformats.org/wordprocessingml/2006/main" xmlns:w14="http://schemas.microsoft.com/office/word/2010/wordml" xmlns:w15="http://schemas.microsoft.com/office/word/2012/wordml" xmlns:w16cex="http://schemas.microsoft.com/office/word/2018/wordml/cex" xmlns:w16cid="http://schemas.microsoft.com/office/word/2016/wordml/cid" xmlns:w16="http://schemas.microsoft.com/office/word/2018/wordml" xmlns:w16du="http://schemas.microsoft.com/office/word/2023/wordml/word16du" xmlns:w16sdtdh="http://schemas.microsoft.com/office/word/2020/wordml/sdtdatahash" xmlns:w16se="http://schemas.microsoft.com/office/word/2015/wordml/symex" xmlns:wpg="http://schemas.microsoft.com/office/word/2010/wordprocessingGroup" xmlns:wpi="http://schemas.microsoft.com/office/word/2010/wordprocessingInk" xmlns:wne="http://schemas.microsoft.com/office/word/2006/wordml" xmlns:wps="http://schemas.microsoft.com/office/word/2010/wordprocessingShape" mc:Ignorable="w14 w15 w16se w16cid w16 w16cex w16sdtdh w16du wp14">
+<w:ftr xmlns:wpc="http://schemas.microsoft.com/office/word/2010/wordprocessingCanvas" xmlns:cx="http://schemas.microsoft.com/office/drawing/2014/chartex" xmlns:cx1="http://schemas.microsoft.com/office/drawing/2015/9/8/chartex" xmlns:cx2="http://schemas.microsoft.com/office/drawing/2015/10/21/chartex" xmlns:cx3="http://schemas.microsoft.com/office/drawing/2016/5/9/chartex" xmlns:cx4="http://schemas.microsoft.com/office/drawing/2016/5/10/chartex" xmlns:cx5="http://schemas.microsoft.com/office/drawing/2016/5/11/chartex" xmlns:cx6="http://schemas.microsoft.com/office/drawing/2016/5/12/chartex" xmlns:cx7="http://schemas.microsoft.com/office/drawing/2016/5/13/chartex" xmlns:cx8="http://schemas.microsoft.com/office/drawing/2016/5/14/chartex" xmlns:mc="http://schemas.openxmlformats.org/markup-compatibility/2006" xmlns:aink="http://schemas.microsoft.com/office/drawing/2016/ink" xmlns:am3d="http://schemas.microsoft.com/office/drawing/2017/model3d" xmlns:o="urn:schemas-microsoft-com:office:office" xmlns:oel="http://schemas.microsoft.com/office/2019/extlst" xmlns:r="http://schemas.openxmlformats.org/officeDocument/2006/relationships" xmlns:m="http://schemas.openxmlformats.org/officeDocument/2006/math" xmlns:v="urn:schemas-microsoft-com:vml" xmlns:wp14="http://schemas.microsoft.com/office/word/2010/wordprocessingDrawing" xmlns:wp="http://schemas.openxmlformats.org/drawingml/2006/wordprocessingDrawing" xmlns:w10="urn:schemas-microsoft-com:office:word" xmlns:w="http://schemas.openxmlformats.org/wordprocessingml/2006/main" xmlns:w14="http://schemas.microsoft.com/office/word/2010/wordml" xmlns:w15="http://schemas.microsoft.com/office/word/2012/wordml" xmlns:w16cex="http://schemas.microsoft.com/office/word/2018/wordml/cex" xmlns:w16cid="http://schemas.microsoft.com/office/word/2016/wordml/cid" xmlns:w16="http://schemas.microsoft.com/office/word/2018/wordml" xmlns:w16du="http://schemas.microsoft.com/office/word/2023/wordml/word16du" xmlns:w16sdtdh="http://schemas.microsoft.com/office/word/2020/wordml/sdtdatahash" xmlns:w16sdtfl="http://schemas.microsoft.com/office/word/2024/wordml/sdtformatlock" xmlns:w16se="http://schemas.microsoft.com/office/word/2015/wordml/symex" xmlns:wpg="http://schemas.microsoft.com/office/word/2010/wordprocessingGroup" xmlns:wpi="http://schemas.microsoft.com/office/word/2010/wordprocessingInk" xmlns:wne="http://schemas.microsoft.com/office/word/2006/wordml" xmlns:wps="http://schemas.microsoft.com/office/word/2010/wordprocessingShape" mc:Ignorable="w14 w15 w16se w16cid w16 w16cex w16sdtdh w16sdtfl w16du wp14">
   <w:sdt>
     <w:sdtPr>
       <w:id w:val="759871401"/>
@@ -1109,7 +1067,7 @@
 </file>
 
 <file path=word/footer2.xml><?xml version="1.0" encoding="utf-8"?>
-<w:ftr xmlns:wpc="http://schemas.microsoft.com/office/word/2010/wordprocessingCanvas" xmlns:cx="http://schemas.microsoft.com/office/drawing/2014/chartex" xmlns:cx1="http://schemas.microsoft.com/office/drawing/2015/9/8/chartex" xmlns:cx2="http://schemas.microsoft.com/office/drawing/2015/10/21/chartex" xmlns:cx3="http://schemas.microsoft.com/office/drawing/2016/5/9/chartex" xmlns:cx4="http://schemas.microsoft.com/office/drawing/2016/5/10/chartex" xmlns:cx5="http://schemas.microsoft.com/office/drawing/2016/5/11/chartex" xmlns:cx6="http://schemas.microsoft.com/office/drawing/2016/5/12/chartex" xmlns:cx7="http://schemas.microsoft.com/office/drawing/2016/5/13/chartex" xmlns:cx8="http://schemas.microsoft.com/office/drawing/2016/5/14/chartex" xmlns:mc="http://schemas.openxmlformats.org/markup-compatibility/2006" xmlns:aink="http://schemas.microsoft.com/office/drawing/2016/ink" xmlns:am3d="http://schemas.microsoft.com/office/drawing/2017/model3d" xmlns:o="urn:schemas-microsoft-com:office:office" xmlns:oel="http://schemas.microsoft.com/office/2019/extlst" xmlns:r="http://schemas.openxmlformats.org/officeDocument/2006/relationships" xmlns:m="http://schemas.openxmlformats.org/officeDocument/2006/math" xmlns:v="urn:schemas-microsoft-com:vml" xmlns:wp14="http://schemas.microsoft.com/office/word/2010/wordprocessingDrawing" xmlns:wp="http://schemas.openxmlformats.org/drawingml/2006/wordprocessingDrawing" xmlns:w10="urn:schemas-microsoft-com:office:word" xmlns:w="http://schemas.openxmlformats.org/wordprocessingml/2006/main" xmlns:w14="http://schemas.microsoft.com/office/word/2010/wordml" xmlns:w15="http://schemas.microsoft.com/office/word/2012/wordml" xmlns:w16cex="http://schemas.microsoft.com/office/word/2018/wordml/cex" xmlns:w16cid="http://schemas.microsoft.com/office/word/2016/wordml/cid" xmlns:w16="http://schemas.microsoft.com/office/word/2018/wordml" xmlns:w16du="http://schemas.microsoft.com/office/word/2023/wordml/word16du" xmlns:w16sdtdh="http://schemas.microsoft.com/office/word/2020/wordml/sdtdatahash" xmlns:w16se="http://schemas.microsoft.com/office/word/2015/wordml/symex" xmlns:wpg="http://schemas.microsoft.com/office/word/2010/wordprocessingGroup" xmlns:wpi="http://schemas.microsoft.com/office/word/2010/wordprocessingInk" xmlns:wne="http://schemas.microsoft.com/office/word/2006/wordml" xmlns:wps="http://schemas.microsoft.com/office/word/2010/wordprocessingShape" mc:Ignorable="w14 w15 w16se w16cid w16 w16cex w16sdtdh w16du wp14">
+<w:ftr xmlns:wpc="http://schemas.microsoft.com/office/word/2010/wordprocessingCanvas" xmlns:cx="http://schemas.microsoft.com/office/drawing/2014/chartex" xmlns:cx1="http://schemas.microsoft.com/office/drawing/2015/9/8/chartex" xmlns:cx2="http://schemas.microsoft.com/office/drawing/2015/10/21/chartex" xmlns:cx3="http://schemas.microsoft.com/office/drawing/2016/5/9/chartex" xmlns:cx4="http://schemas.microsoft.com/office/drawing/2016/5/10/chartex" xmlns:cx5="http://schemas.microsoft.com/office/drawing/2016/5/11/chartex" xmlns:cx6="http://schemas.microsoft.com/office/drawing/2016/5/12/chartex" xmlns:cx7="http://schemas.microsoft.com/office/drawing/2016/5/13/chartex" xmlns:cx8="http://schemas.microsoft.com/office/drawing/2016/5/14/chartex" xmlns:mc="http://schemas.openxmlformats.org/markup-compatibility/2006" xmlns:aink="http://schemas.microsoft.com/office/drawing/2016/ink" xmlns:am3d="http://schemas.microsoft.com/office/drawing/2017/model3d" xmlns:o="urn:schemas-microsoft-com:office:office" xmlns:oel="http://schemas.microsoft.com/office/2019/extlst" xmlns:r="http://schemas.openxmlformats.org/officeDocument/2006/relationships" xmlns:m="http://schemas.openxmlformats.org/officeDocument/2006/math" xmlns:v="urn:schemas-microsoft-com:vml" xmlns:wp14="http://schemas.microsoft.com/office/word/2010/wordprocessingDrawing" xmlns:wp="http://schemas.openxmlformats.org/drawingml/2006/wordprocessingDrawing" xmlns:w10="urn:schemas-microsoft-com:office:word" xmlns:w="http://schemas.openxmlformats.org/wordprocessingml/2006/main" xmlns:w14="http://schemas.microsoft.com/office/word/2010/wordml" xmlns:w15="http://schemas.microsoft.com/office/word/2012/wordml" xmlns:w16cex="http://schemas.microsoft.com/office/word/2018/wordml/cex" xmlns:w16cid="http://schemas.microsoft.com/office/word/2016/wordml/cid" xmlns:w16="http://schemas.microsoft.com/office/word/2018/wordml" xmlns:w16du="http://schemas.microsoft.com/office/word/2023/wordml/word16du" xmlns:w16sdtdh="http://schemas.microsoft.com/office/word/2020/wordml/sdtdatahash" xmlns:w16sdtfl="http://schemas.microsoft.com/office/word/2024/wordml/sdtformatlock" xmlns:w16se="http://schemas.microsoft.com/office/word/2015/wordml/symex" xmlns:wpg="http://schemas.microsoft.com/office/word/2010/wordprocessingGroup" xmlns:wpi="http://schemas.microsoft.com/office/word/2010/wordprocessingInk" xmlns:wne="http://schemas.microsoft.com/office/word/2006/wordml" xmlns:wps="http://schemas.microsoft.com/office/word/2010/wordprocessingShape" mc:Ignorable="w14 w15 w16se w16cid w16 w16cex w16sdtdh w16sdtfl w16du wp14">
   <w:p>
     <w:pPr>
       <w:pStyle w:val="Footer"/>
@@ -1236,7 +1194,7 @@
 </file>
 
 <file path=word/footnotes.xml><?xml version="1.0" encoding="utf-8"?>
-<w:footnotes xmlns:wpc="http://schemas.microsoft.com/office/word/2010/wordprocessingCanvas" xmlns:cx="http://schemas.microsoft.com/office/drawing/2014/chartex" xmlns:cx1="http://schemas.microsoft.com/office/drawing/2015/9/8/chartex" xmlns:cx2="http://schemas.microsoft.com/office/drawing/2015/10/21/chartex" xmlns:cx3="http://schemas.microsoft.com/office/drawing/2016/5/9/chartex" xmlns:cx4="http://schemas.microsoft.com/office/drawing/2016/5/10/chartex" xmlns:cx5="http://schemas.microsoft.com/office/drawing/2016/5/11/chartex" xmlns:cx6="http://schemas.microsoft.com/office/drawing/2016/5/12/chartex" xmlns:cx7="http://schemas.microsoft.com/office/drawing/2016/5/13/chartex" xmlns:cx8="http://schemas.microsoft.com/office/drawing/2016/5/14/chartex" xmlns:mc="http://schemas.openxmlformats.org/markup-compatibility/2006" xmlns:aink="http://schemas.microsoft.com/office/drawing/2016/ink" xmlns:am3d="http://schemas.microsoft.com/office/drawing/2017/model3d" xmlns:o="urn:schemas-microsoft-com:office:office" xmlns:oel="http://schemas.microsoft.com/office/2019/extlst" xmlns:r="http://schemas.openxmlformats.org/officeDocument/2006/relationships" xmlns:m="http://schemas.openxmlformats.org/officeDocument/2006/math" xmlns:v="urn:schemas-microsoft-com:vml" xmlns:wp14="http://schemas.microsoft.com/office/word/2010/wordprocessingDrawing" xmlns:wp="http://schemas.openxmlformats.org/drawingml/2006/wordprocessingDrawing" xmlns:w10="urn:schemas-microsoft-com:office:word" xmlns:w="http://schemas.openxmlformats.org/wordprocessingml/2006/main" xmlns:w14="http://schemas.microsoft.com/office/word/2010/wordml" xmlns:w15="http://schemas.microsoft.com/office/word/2012/wordml" xmlns:w16cex="http://schemas.microsoft.com/office/word/2018/wordml/cex" xmlns:w16cid="http://schemas.microsoft.com/office/word/2016/wordml/cid" xmlns:w16="http://schemas.microsoft.com/office/word/2018/wordml" xmlns:w16du="http://schemas.microsoft.com/office/word/2023/wordml/word16du" xmlns:w16sdtdh="http://schemas.microsoft.com/office/word/2020/wordml/sdtdatahash" xmlns:w16se="http://schemas.microsoft.com/office/word/2015/wordml/symex" xmlns:wpg="http://schemas.microsoft.com/office/word/2010/wordprocessingGroup" xmlns:wpi="http://schemas.microsoft.com/office/word/2010/wordprocessingInk" xmlns:wne="http://schemas.microsoft.com/office/word/2006/wordml" xmlns:wps="http://schemas.microsoft.com/office/word/2010/wordprocessingShape" mc:Ignorable="w14 w15 w16se w16cid w16 w16cex w16sdtdh w16du wp14">
+<w:footnotes xmlns:wpc="http://schemas.microsoft.com/office/word/2010/wordprocessingCanvas" xmlns:cx="http://schemas.microsoft.com/office/drawing/2014/chartex" xmlns:cx1="http://schemas.microsoft.com/office/drawing/2015/9/8/chartex" xmlns:cx2="http://schemas.microsoft.com/office/drawing/2015/10/21/chartex" xmlns:cx3="http://schemas.microsoft.com/office/drawing/2016/5/9/chartex" xmlns:cx4="http://schemas.microsoft.com/office/drawing/2016/5/10/chartex" xmlns:cx5="http://schemas.microsoft.com/office/drawing/2016/5/11/chartex" xmlns:cx6="http://schemas.microsoft.com/office/drawing/2016/5/12/chartex" xmlns:cx7="http://schemas.microsoft.com/office/drawing/2016/5/13/chartex" xmlns:cx8="http://schemas.microsoft.com/office/drawing/2016/5/14/chartex" xmlns:mc="http://schemas.openxmlformats.org/markup-compatibility/2006" xmlns:aink="http://schemas.microsoft.com/office/drawing/2016/ink" xmlns:am3d="http://schemas.microsoft.com/office/drawing/2017/model3d" xmlns:o="urn:schemas-microsoft-com:office:office" xmlns:oel="http://schemas.microsoft.com/office/2019/extlst" xmlns:r="http://schemas.openxmlformats.org/officeDocument/2006/relationships" xmlns:m="http://schemas.openxmlformats.org/officeDocument/2006/math" xmlns:v="urn:schemas-microsoft-com:vml" xmlns:wp14="http://schemas.microsoft.com/office/word/2010/wordprocessingDrawing" xmlns:wp="http://schemas.openxmlformats.org/drawingml/2006/wordprocessingDrawing" xmlns:w10="urn:schemas-microsoft-com:office:word" xmlns:w="http://schemas.openxmlformats.org/wordprocessingml/2006/main" xmlns:w14="http://schemas.microsoft.com/office/word/2010/wordml" xmlns:w15="http://schemas.microsoft.com/office/word/2012/wordml" xmlns:w16cex="http://schemas.microsoft.com/office/word/2018/wordml/cex" xmlns:w16cid="http://schemas.microsoft.com/office/word/2016/wordml/cid" xmlns:w16="http://schemas.microsoft.com/office/word/2018/wordml" xmlns:w16du="http://schemas.microsoft.com/office/word/2023/wordml/word16du" xmlns:w16sdtdh="http://schemas.microsoft.com/office/word/2020/wordml/sdtdatahash" xmlns:w16sdtfl="http://schemas.microsoft.com/office/word/2024/wordml/sdtformatlock" xmlns:w16se="http://schemas.microsoft.com/office/word/2015/wordml/symex" xmlns:wpg="http://schemas.microsoft.com/office/word/2010/wordprocessingGroup" xmlns:wpi="http://schemas.microsoft.com/office/word/2010/wordprocessingInk" xmlns:wne="http://schemas.microsoft.com/office/word/2006/wordml" xmlns:wps="http://schemas.microsoft.com/office/word/2010/wordprocessingShape" mc:Ignorable="w14 w15 w16se w16cid w16 w16cex w16sdtdh w16sdtfl w16du wp14">
   <w:footnote w:type="separator" w:id="-1">
     <w:p>
       <w:pPr>
@@ -1268,7 +1226,7 @@
 </file>
 
 <file path=word/header1.xml><?xml version="1.0" encoding="utf-8"?>
-<w:hdr xmlns:wpc="http://schemas.microsoft.com/office/word/2010/wordprocessingCanvas" xmlns:cx="http://schemas.microsoft.com/office/drawing/2014/chartex" xmlns:cx1="http://schemas.microsoft.com/office/drawing/2015/9/8/chartex" xmlns:cx2="http://schemas.microsoft.com/office/drawing/2015/10/21/chartex" xmlns:cx3="http://schemas.microsoft.com/office/drawing/2016/5/9/chartex" xmlns:cx4="http://schemas.microsoft.com/office/drawing/2016/5/10/chartex" xmlns:cx5="http://schemas.microsoft.com/office/drawing/2016/5/11/chartex" xmlns:cx6="http://schemas.microsoft.com/office/drawing/2016/5/12/chartex" xmlns:cx7="http://schemas.microsoft.com/office/drawing/2016/5/13/chartex" xmlns:cx8="http://schemas.microsoft.com/office/drawing/2016/5/14/chartex" xmlns:mc="http://schemas.openxmlformats.org/markup-compatibility/2006" xmlns:aink="http://schemas.microsoft.com/office/drawing/2016/ink" xmlns:am3d="http://schemas.microsoft.com/office/drawing/2017/model3d" xmlns:o="urn:schemas-microsoft-com:office:office" xmlns:oel="http://schemas.microsoft.com/office/2019/extlst" xmlns:r="http://schemas.openxmlformats.org/officeDocument/2006/relationships" xmlns:m="http://schemas.openxmlformats.org/officeDocument/2006/math" xmlns:v="urn:schemas-microsoft-com:vml" xmlns:wp14="http://schemas.microsoft.com/office/word/2010/wordprocessingDrawing" xmlns:wp="http://schemas.openxmlformats.org/drawingml/2006/wordprocessingDrawing" xmlns:w10="urn:schemas-microsoft-com:office:word" xmlns:w="http://schemas.openxmlformats.org/wordprocessingml/2006/main" xmlns:w14="http://schemas.microsoft.com/office/word/2010/wordml" xmlns:w15="http://schemas.microsoft.com/office/word/2012/wordml" xmlns:w16cex="http://schemas.microsoft.com/office/word/2018/wordml/cex" xmlns:w16cid="http://schemas.microsoft.com/office/word/2016/wordml/cid" xmlns:w16="http://schemas.microsoft.com/office/word/2018/wordml" xmlns:w16du="http://schemas.microsoft.com/office/word/2023/wordml/word16du" xmlns:w16sdtdh="http://schemas.microsoft.com/office/word/2020/wordml/sdtdatahash" xmlns:w16se="http://schemas.microsoft.com/office/word/2015/wordml/symex" xmlns:wpg="http://schemas.microsoft.com/office/word/2010/wordprocessingGroup" xmlns:wpi="http://schemas.microsoft.com/office/word/2010/wordprocessingInk" xmlns:wne="http://schemas.microsoft.com/office/word/2006/wordml" xmlns:wps="http://schemas.microsoft.com/office/word/2010/wordprocessingShape" mc:Ignorable="w14 w15 w16se w16cid w16 w16cex w16sdtdh w16du wp14">
+<w:hdr xmlns:wpc="http://schemas.microsoft.com/office/word/2010/wordprocessingCanvas" xmlns:cx="http://schemas.microsoft.com/office/drawing/2014/chartex" xmlns:cx1="http://schemas.microsoft.com/office/drawing/2015/9/8/chartex" xmlns:cx2="http://schemas.microsoft.com/office/drawing/2015/10/21/chartex" xmlns:cx3="http://schemas.microsoft.com/office/drawing/2016/5/9/chartex" xmlns:cx4="http://schemas.microsoft.com/office/drawing/2016/5/10/chartex" xmlns:cx5="http://schemas.microsoft.com/office/drawing/2016/5/11/chartex" xmlns:cx6="http://schemas.microsoft.com/office/drawing/2016/5/12/chartex" xmlns:cx7="http://schemas.microsoft.com/office/drawing/2016/5/13/chartex" xmlns:cx8="http://schemas.microsoft.com/office/drawing/2016/5/14/chartex" xmlns:mc="http://schemas.openxmlformats.org/markup-compatibility/2006" xmlns:aink="http://schemas.microsoft.com/office/drawing/2016/ink" xmlns:am3d="http://schemas.microsoft.com/office/drawing/2017/model3d" xmlns:o="urn:schemas-microsoft-com:office:office" xmlns:oel="http://schemas.microsoft.com/office/2019/extlst" xmlns:r="http://schemas.openxmlformats.org/officeDocument/2006/relationships" xmlns:m="http://schemas.openxmlformats.org/officeDocument/2006/math" xmlns:v="urn:schemas-microsoft-com:vml" xmlns:wp14="http://schemas.microsoft.com/office/word/2010/wordprocessingDrawing" xmlns:wp="http://schemas.openxmlformats.org/drawingml/2006/wordprocessingDrawing" xmlns:w10="urn:schemas-microsoft-com:office:word" xmlns:w="http://schemas.openxmlformats.org/wordprocessingml/2006/main" xmlns:w14="http://schemas.microsoft.com/office/word/2010/wordml" xmlns:w15="http://schemas.microsoft.com/office/word/2012/wordml" xmlns:w16cex="http://schemas.microsoft.com/office/word/2018/wordml/cex" xmlns:w16cid="http://schemas.microsoft.com/office/word/2016/wordml/cid" xmlns:w16="http://schemas.microsoft.com/office/word/2018/wordml" xmlns:w16du="http://schemas.microsoft.com/office/word/2023/wordml/word16du" xmlns:w16sdtdh="http://schemas.microsoft.com/office/word/2020/wordml/sdtdatahash" xmlns:w16sdtfl="http://schemas.microsoft.com/office/word/2024/wordml/sdtformatlock" xmlns:w16se="http://schemas.microsoft.com/office/word/2015/wordml/symex" xmlns:wpg="http://schemas.microsoft.com/office/word/2010/wordprocessingGroup" xmlns:wpi="http://schemas.microsoft.com/office/word/2010/wordprocessingInk" xmlns:wne="http://schemas.microsoft.com/office/word/2006/wordml" xmlns:wps="http://schemas.microsoft.com/office/word/2010/wordprocessingShape" mc:Ignorable="w14 w15 w16se w16cid w16 w16cex w16sdtdh w16sdtfl w16du wp14">
   <w:p>
     <w:pPr>
       <w:pStyle w:val="Header"/>
@@ -1317,7 +1275,7 @@
 </file>
 
 <file path=word/header2.xml><?xml version="1.0" encoding="utf-8"?>
-<w:hdr xmlns:wpc="http://schemas.microsoft.com/office/word/2010/wordprocessingCanvas" xmlns:cx="http://schemas.microsoft.com/office/drawing/2014/chartex" xmlns:cx1="http://schemas.microsoft.com/office/drawing/2015/9/8/chartex" xmlns:cx2="http://schemas.microsoft.com/office/drawing/2015/10/21/chartex" xmlns:cx3="http://schemas.microsoft.com/office/drawing/2016/5/9/chartex" xmlns:cx4="http://schemas.microsoft.com/office/drawing/2016/5/10/chartex" xmlns:cx5="http://schemas.microsoft.com/office/drawing/2016/5/11/chartex" xmlns:cx6="http://schemas.microsoft.com/office/drawing/2016/5/12/chartex" xmlns:cx7="http://schemas.microsoft.com/office/drawing/2016/5/13/chartex" xmlns:cx8="http://schemas.microsoft.com/office/drawing/2016/5/14/chartex" xmlns:mc="http://schemas.openxmlformats.org/markup-compatibility/2006" xmlns:aink="http://schemas.microsoft.com/office/drawing/2016/ink" xmlns:am3d="http://schemas.microsoft.com/office/drawing/2017/model3d" xmlns:o="urn:schemas-microsoft-com:office:office" xmlns:oel="http://schemas.microsoft.com/office/2019/extlst" xmlns:r="http://schemas.openxmlformats.org/officeDocument/2006/relationships" xmlns:m="http://schemas.openxmlformats.org/officeDocument/2006/math" xmlns:v="urn:schemas-microsoft-com:vml" xmlns:wp14="http://schemas.microsoft.com/office/word/2010/wordprocessingDrawing" xmlns:wp="http://schemas.openxmlformats.org/drawingml/2006/wordprocessingDrawing" xmlns:w10="urn:schemas-microsoft-com:office:word" xmlns:w="http://schemas.openxmlformats.org/wordprocessingml/2006/main" xmlns:w14="http://schemas.microsoft.com/office/word/2010/wordml" xmlns:w15="http://schemas.microsoft.com/office/word/2012/wordml" xmlns:w16cex="http://schemas.microsoft.com/office/word/2018/wordml/cex" xmlns:w16cid="http://schemas.microsoft.com/office/word/2016/wordml/cid" xmlns:w16="http://schemas.microsoft.com/office/word/2018/wordml" xmlns:w16du="http://schemas.microsoft.com/office/word/2023/wordml/word16du" xmlns:w16sdtdh="http://schemas.microsoft.com/office/word/2020/wordml/sdtdatahash" xmlns:w16se="http://schemas.microsoft.com/office/word/2015/wordml/symex" xmlns:wpg="http://schemas.microsoft.com/office/word/2010/wordprocessingGroup" xmlns:wpi="http://schemas.microsoft.com/office/word/2010/wordprocessingInk" xmlns:wne="http://schemas.microsoft.com/office/word/2006/wordml" xmlns:wps="http://schemas.microsoft.com/office/word/2010/wordprocessingShape" mc:Ignorable="w14 w15 w16se w16cid w16 w16cex w16sdtdh w16du wp14">
+<w:hdr xmlns:wpc="http://schemas.microsoft.com/office/word/2010/wordprocessingCanvas" xmlns:cx="http://schemas.microsoft.com/office/drawing/2014/chartex" xmlns:cx1="http://schemas.microsoft.com/office/drawing/2015/9/8/chartex" xmlns:cx2="http://schemas.microsoft.com/office/drawing/2015/10/21/chartex" xmlns:cx3="http://schemas.microsoft.com/office/drawing/2016/5/9/chartex" xmlns:cx4="http://schemas.microsoft.com/office/drawing/2016/5/10/chartex" xmlns:cx5="http://schemas.microsoft.com/office/drawing/2016/5/11/chartex" xmlns:cx6="http://schemas.microsoft.com/office/drawing/2016/5/12/chartex" xmlns:cx7="http://schemas.microsoft.com/office/drawing/2016/5/13/chartex" xmlns:cx8="http://schemas.microsoft.com/office/drawing/2016/5/14/chartex" xmlns:mc="http://schemas.openxmlformats.org/markup-compatibility/2006" xmlns:aink="http://schemas.microsoft.com/office/drawing/2016/ink" xmlns:am3d="http://schemas.microsoft.com/office/drawing/2017/model3d" xmlns:o="urn:schemas-microsoft-com:office:office" xmlns:oel="http://schemas.microsoft.com/office/2019/extlst" xmlns:r="http://schemas.openxmlformats.org/officeDocument/2006/relationships" xmlns:m="http://schemas.openxmlformats.org/officeDocument/2006/math" xmlns:v="urn:schemas-microsoft-com:vml" xmlns:wp14="http://schemas.microsoft.com/office/word/2010/wordprocessingDrawing" xmlns:wp="http://schemas.openxmlformats.org/drawingml/2006/wordprocessingDrawing" xmlns:w10="urn:schemas-microsoft-com:office:word" xmlns:w="http://schemas.openxmlformats.org/wordprocessingml/2006/main" xmlns:w14="http://schemas.microsoft.com/office/word/2010/wordml" xmlns:w15="http://schemas.microsoft.com/office/word/2012/wordml" xmlns:w16cex="http://schemas.microsoft.com/office/word/2018/wordml/cex" xmlns:w16cid="http://schemas.microsoft.com/office/word/2016/wordml/cid" xmlns:w16="http://schemas.microsoft.com/office/word/2018/wordml" xmlns:w16du="http://schemas.microsoft.com/office/word/2023/wordml/word16du" xmlns:w16sdtdh="http://schemas.microsoft.com/office/word/2020/wordml/sdtdatahash" xmlns:w16sdtfl="http://schemas.microsoft.com/office/word/2024/wordml/sdtformatlock" xmlns:w16se="http://schemas.microsoft.com/office/word/2015/wordml/symex" xmlns:wpg="http://schemas.microsoft.com/office/word/2010/wordprocessingGroup" xmlns:wpi="http://schemas.microsoft.com/office/word/2010/wordprocessingInk" xmlns:wne="http://schemas.microsoft.com/office/word/2006/wordml" xmlns:wps="http://schemas.microsoft.com/office/word/2010/wordprocessingShape" mc:Ignorable="w14 w15 w16se w16cid w16 w16cex w16sdtdh w16sdtfl w16du wp14">
   <w:p>
     <w:pPr>
       <w:pStyle w:val="Header"/>
@@ -1336,7 +1294,7 @@
 </file>
 
 <file path=word/numbering.xml><?xml version="1.0" encoding="utf-8"?>
-<w:numbering xmlns:wpc="http://schemas.microsoft.com/office/word/2010/wordprocessingCanvas" xmlns:cx="http://schemas.microsoft.com/office/drawing/2014/chartex" xmlns:cx1="http://schemas.microsoft.com/office/drawing/2015/9/8/chartex" xmlns:cx2="http://schemas.microsoft.com/office/drawing/2015/10/21/chartex" xmlns:cx3="http://schemas.microsoft.com/office/drawing/2016/5/9/chartex" xmlns:cx4="http://schemas.microsoft.com/office/drawing/2016/5/10/chartex" xmlns:cx5="http://schemas.microsoft.com/office/drawing/2016/5/11/chartex" xmlns:cx6="http://schemas.microsoft.com/office/drawing/2016/5/12/chartex" xmlns:cx7="http://schemas.microsoft.com/office/drawing/2016/5/13/chartex" xmlns:cx8="http://schemas.microsoft.com/office/drawing/2016/5/14/chartex" xmlns:mc="http://schemas.openxmlformats.org/markup-compatibility/2006" xmlns:aink="http://schemas.microsoft.com/office/drawing/2016/ink" xmlns:am3d="http://schemas.microsoft.com/office/drawing/2017/model3d" xmlns:o="urn:schemas-microsoft-com:office:office" xmlns:oel="http://schemas.microsoft.com/office/2019/extlst" xmlns:r="http://schemas.openxmlformats.org/officeDocument/2006/relationships" xmlns:m="http://schemas.openxmlformats.org/officeDocument/2006/math" xmlns:v="urn:schemas-microsoft-com:vml" xmlns:wp14="http://schemas.microsoft.com/office/word/2010/wordprocessingDrawing" xmlns:wp="http://schemas.openxmlformats.org/drawingml/2006/wordprocessingDrawing" xmlns:w10="urn:schemas-microsoft-com:office:word" xmlns:w="http://schemas.openxmlformats.org/wordprocessingml/2006/main" xmlns:w14="http://schemas.microsoft.com/office/word/2010/wordml" xmlns:w15="http://schemas.microsoft.com/office/word/2012/wordml" xmlns:w16cex="http://schemas.microsoft.com/office/word/2018/wordml/cex" xmlns:w16cid="http://schemas.microsoft.com/office/word/2016/wordml/cid" xmlns:w16="http://schemas.microsoft.com/office/word/2018/wordml" xmlns:w16du="http://schemas.microsoft.com/office/word/2023/wordml/word16du" xmlns:w16sdtdh="http://schemas.microsoft.com/office/word/2020/wordml/sdtdatahash" xmlns:w16se="http://schemas.microsoft.com/office/word/2015/wordml/symex" xmlns:wpg="http://schemas.microsoft.com/office/word/2010/wordprocessingGroup" xmlns:wpi="http://schemas.microsoft.com/office/word/2010/wordprocessingInk" xmlns:wne="http://schemas.microsoft.com/office/word/2006/wordml" xmlns:wps="http://schemas.microsoft.com/office/word/2010/wordprocessingShape" mc:Ignorable="w14 w15 w16se w16cid w16 w16cex w16sdtdh w16du wp14">
+<w:numbering xmlns:wpc="http://schemas.microsoft.com/office/word/2010/wordprocessingCanvas" xmlns:cx="http://schemas.microsoft.com/office/drawing/2014/chartex" xmlns:cx1="http://schemas.microsoft.com/office/drawing/2015/9/8/chartex" xmlns:cx2="http://schemas.microsoft.com/office/drawing/2015/10/21/chartex" xmlns:cx3="http://schemas.microsoft.com/office/drawing/2016/5/9/chartex" xmlns:cx4="http://schemas.microsoft.com/office/drawing/2016/5/10/chartex" xmlns:cx5="http://schemas.microsoft.com/office/drawing/2016/5/11/chartex" xmlns:cx6="http://schemas.microsoft.com/office/drawing/2016/5/12/chartex" xmlns:cx7="http://schemas.microsoft.com/office/drawing/2016/5/13/chartex" xmlns:cx8="http://schemas.microsoft.com/office/drawing/2016/5/14/chartex" xmlns:mc="http://schemas.openxmlformats.org/markup-compatibility/2006" xmlns:aink="http://schemas.microsoft.com/office/drawing/2016/ink" xmlns:am3d="http://schemas.microsoft.com/office/drawing/2017/model3d" xmlns:o="urn:schemas-microsoft-com:office:office" xmlns:oel="http://schemas.microsoft.com/office/2019/extlst" xmlns:r="http://schemas.openxmlformats.org/officeDocument/2006/relationships" xmlns:m="http://schemas.openxmlformats.org/officeDocument/2006/math" xmlns:v="urn:schemas-microsoft-com:vml" xmlns:wp14="http://schemas.microsoft.com/office/word/2010/wordprocessingDrawing" xmlns:wp="http://schemas.openxmlformats.org/drawingml/2006/wordprocessingDrawing" xmlns:w10="urn:schemas-microsoft-com:office:word" xmlns:w="http://schemas.openxmlformats.org/wordprocessingml/2006/main" xmlns:w14="http://schemas.microsoft.com/office/word/2010/wordml" xmlns:w15="http://schemas.microsoft.com/office/word/2012/wordml" xmlns:w16cex="http://schemas.microsoft.com/office/word/2018/wordml/cex" xmlns:w16cid="http://schemas.microsoft.com/office/word/2016/wordml/cid" xmlns:w16="http://schemas.microsoft.com/office/word/2018/wordml" xmlns:w16du="http://schemas.microsoft.com/office/word/2023/wordml/word16du" xmlns:w16sdtdh="http://schemas.microsoft.com/office/word/2020/wordml/sdtdatahash" xmlns:w16sdtfl="http://schemas.microsoft.com/office/word/2024/wordml/sdtformatlock" xmlns:w16se="http://schemas.microsoft.com/office/word/2015/wordml/symex" xmlns:wpg="http://schemas.microsoft.com/office/word/2010/wordprocessingGroup" xmlns:wpi="http://schemas.microsoft.com/office/word/2010/wordprocessingInk" xmlns:wne="http://schemas.microsoft.com/office/word/2006/wordml" xmlns:wps="http://schemas.microsoft.com/office/word/2010/wordprocessingShape" mc:Ignorable="w14 w15 w16se w16cid w16 w16cex w16sdtdh w16sdtfl w16du wp14">
   <w:abstractNum w:abstractNumId="0" w15:restartNumberingAfterBreak="0">
     <w:nsid w:val="08747D9B"/>
     <w:multiLevelType w:val="hybridMultilevel"/>
@@ -2001,7 +1959,7 @@
 </file>
 
 <file path=word/styles.xml><?xml version="1.0" encoding="utf-8"?>
-<w:styles xmlns:mc="http://schemas.openxmlformats.org/markup-compatibility/2006" xmlns:r="http://schemas.openxmlformats.org/officeDocument/2006/relationships" xmlns:w="http://schemas.openxmlformats.org/wordprocessingml/2006/main" xmlns:w14="http://schemas.microsoft.com/office/word/2010/wordml" xmlns:w15="http://schemas.microsoft.com/office/word/2012/wordml" xmlns:w16cex="http://schemas.microsoft.com/office/word/2018/wordml/cex" xmlns:w16cid="http://schemas.microsoft.com/office/word/2016/wordml/cid" xmlns:w16="http://schemas.microsoft.com/office/word/2018/wordml" xmlns:w16du="http://schemas.microsoft.com/office/word/2023/wordml/word16du" xmlns:w16sdtdh="http://schemas.microsoft.com/office/word/2020/wordml/sdtdatahash" xmlns:w16se="http://schemas.microsoft.com/office/word/2015/wordml/symex" mc:Ignorable="w14 w15 w16se w16cid w16 w16cex w16sdtdh w16du">
+<w:styles xmlns:mc="http://schemas.openxmlformats.org/markup-compatibility/2006" xmlns:r="http://schemas.openxmlformats.org/officeDocument/2006/relationships" xmlns:w="http://schemas.openxmlformats.org/wordprocessingml/2006/main" xmlns:w14="http://schemas.microsoft.com/office/word/2010/wordml" xmlns:w15="http://schemas.microsoft.com/office/word/2012/wordml" xmlns:w16cex="http://schemas.microsoft.com/office/word/2018/wordml/cex" xmlns:w16cid="http://schemas.microsoft.com/office/word/2016/wordml/cid" xmlns:w16="http://schemas.microsoft.com/office/word/2018/wordml" xmlns:w16du="http://schemas.microsoft.com/office/word/2023/wordml/word16du" xmlns:w16sdtdh="http://schemas.microsoft.com/office/word/2020/wordml/sdtdatahash" xmlns:w16sdtfl="http://schemas.microsoft.com/office/word/2024/wordml/sdtformatlock" xmlns:w16se="http://schemas.microsoft.com/office/word/2015/wordml/symex" mc:Ignorable="w14 w15 w16se w16cid w16 w16cex w16sdtdh w16sdtfl w16du">
   <w:docDefaults>
     <w:rPrDefault>
       <w:rPr>
@@ -2445,6 +2403,7 @@
   <w:style w:type="character" w:default="1" w:styleId="DefaultParagraphFont">
     <w:name w:val="Default Paragraph Font"/>
     <w:uiPriority w:val="1"/>
+    <w:semiHidden/>
     <w:unhideWhenUsed/>
   </w:style>
   <w:style w:type="table" w:default="1" w:styleId="TableNormal">
@@ -2886,15 +2845,6 @@
 </file>
 
 <file path=customXml/item2.xml><?xml version="1.0" encoding="utf-8"?>
-<?mso-contentType ?>
-<FormTemplates xmlns="http://schemas.microsoft.com/sharepoint/v3/contenttype/forms">
-  <Display>DocumentLibraryForm</Display>
-  <Edit>DocumentLibraryForm</Edit>
-  <New>DocumentLibraryForm</New>
-</FormTemplates>
-</file>
-
-<file path=customXml/item3.xml><?xml version="1.0" encoding="utf-8"?>
 <p:properties xmlns:p="http://schemas.microsoft.com/office/2006/metadata/properties" xmlns:xsi="http://www.w3.org/2001/XMLSchema-instance" xmlns:pc="http://schemas.microsoft.com/office/infopath/2007/PartnerControls">
   <documentManagement>
     <_ip_UnifiedCompliancePolicyUIAction xmlns="http://schemas.microsoft.com/sharepoint/v3" xsi:nil="true"/>
@@ -2941,6 +2891,15 @@
     <_x0033_rdPartyCertVendor xmlns="0feec74c-ecc7-44c3-9c64-3623cf89ed41" xsi:nil="true"/>
   </documentManagement>
 </p:properties>
+</file>
+
+<file path=customXml/item3.xml><?xml version="1.0" encoding="utf-8"?>
+<?mso-contentType ?>
+<FormTemplates xmlns="http://schemas.microsoft.com/sharepoint/v3/contenttype/forms">
+  <Display>DocumentLibraryForm</Display>
+  <Edit>DocumentLibraryForm</Edit>
+  <New>DocumentLibraryForm</New>
+</FormTemplates>
 </file>
 
 <file path=customXml/item4.xml><?xml version="1.0" encoding="utf-8"?>
@@ -3476,14 +3435,6 @@
 </file>
 
 <file path=customXml/itemProps2.xml><?xml version="1.0" encoding="utf-8"?>
-<ds:datastoreItem xmlns:ds="http://schemas.openxmlformats.org/officeDocument/2006/customXml" ds:itemID="{4395FFD0-BD73-4804-8E66-17DC2553EC9A}">
-  <ds:schemaRefs>
-    <ds:schemaRef ds:uri="http://schemas.microsoft.com/sharepoint/v3/contenttype/forms"/>
-  </ds:schemaRefs>
-</ds:datastoreItem>
-</file>
-
-<file path=customXml/itemProps3.xml><?xml version="1.0" encoding="utf-8"?>
 <ds:datastoreItem xmlns:ds="http://schemas.openxmlformats.org/officeDocument/2006/customXml" ds:itemID="{299B39CA-CD56-4E3F-A3F2-945C5B1004FF}">
   <ds:schemaRefs>
     <ds:schemaRef ds:uri="http://schemas.microsoft.com/office/2006/metadata/properties"/>
@@ -3491,6 +3442,14 @@
     <ds:schemaRef ds:uri="http://schemas.microsoft.com/sharepoint/v3"/>
     <ds:schemaRef ds:uri="0feec74c-ecc7-44c3-9c64-3623cf89ed41"/>
     <ds:schemaRef ds:uri="1f707338-ea0f-4fe5-baee-59b996692b22"/>
+  </ds:schemaRefs>
+</ds:datastoreItem>
+</file>
+
+<file path=customXml/itemProps3.xml><?xml version="1.0" encoding="utf-8"?>
+<ds:datastoreItem xmlns:ds="http://schemas.openxmlformats.org/officeDocument/2006/customXml" ds:itemID="{4395FFD0-BD73-4804-8E66-17DC2553EC9A}">
+  <ds:schemaRefs>
+    <ds:schemaRef ds:uri="http://schemas.microsoft.com/sharepoint/v3/contenttype/forms"/>
   </ds:schemaRefs>
 </ds:datastoreItem>
 </file>
